--- a/output/docx/UC4Demographics.docx
+++ b/output/docx/UC4Demographics.docx
@@ -39,7 +39,7 @@
           <w:sz w:val="30"/>
           <w:color w:val="1A365D"/>
         </w:rPr>
-        <w:t>Use Case: UC4 Demographics (v1.0)</w:t>
+        <w:t>Use Case: UC4 Demographics (v2.0)</w:t>
       </w:r>
     </w:p>
     <w:p>

--- a/output/docx/UC4Demographics.docx
+++ b/output/docx/UC4Demographics.docx
@@ -39,7 +39,7 @@
           <w:sz w:val="30"/>
           <w:color w:val="1A365D"/>
         </w:rPr>
-        <w:t>Use Case: UC4 Demographics (v2.0)</w:t>
+        <w:t>Use Case: UC4 Demographics (v3.0)</w:t>
       </w:r>
     </w:p>
     <w:p>
@@ -544,7 +544,7 @@
           <w:sz w:val="24"/>
           <w:color w:val="2B6CB0"/>
         </w:rPr>
-        <w:t>[TC4] Exception Flow 1: Invalid data field format</w:t>
+        <w:t>[TC4] Alternative Flow 3: An er may enter or</w:t>
       </w:r>
     </w:p>
     <w:p>
@@ -580,7 +580,7 @@
         <w:rPr>
           <w:sz w:val="20"/>
         </w:rPr>
-        <w:t>Flow interrupted due to exception / error</w:t>
+        <w:t>System processes request successfully and logs transaction.</w:t>
       </w:r>
     </w:p>
     <w:tbl>
@@ -671,6 +671,322 @@
               <w:rPr>
                 <w:sz w:val="18"/>
               </w:rPr>
+              <w:t>patient: An ER may enter or edit their own demographic information according to the data format in Section 4.6 .</w:t>
+            </w:r>
+          </w:p>
+        </w:tc>
+        <w:tc>
+          <w:p>
+            <w:r>
+              <w:rPr>
+                <w:sz w:val="18"/>
+              </w:rPr>
+              <w:t>SYSTEM displays a success message and logs transaction</w:t>
+            </w:r>
+          </w:p>
+        </w:tc>
+      </w:tr>
+    </w:tbl>
+    <w:p>
+      <w:r>
+        <w:br/>
+      </w:r>
+    </w:p>
+    <w:p>
+      <w:pPr>
+        <w:spacing w:before="180" w:after="60"/>
+      </w:pPr>
+      <w:r>
+        <w:rPr>
+          <w:b w:val="on"/>
+          <w:sz w:val="24"/>
+          <w:color w:val="2B6CB0"/>
+        </w:rPr>
+        <w:t>[TC5] Alternative Flow 4: A lab tech may enter</w:t>
+      </w:r>
+    </w:p>
+    <w:p>
+      <w:pPr>
+        <w:spacing w:after="40"/>
+      </w:pPr>
+      <w:r>
+        <w:rPr>
+          <w:b w:val="on"/>
+          <w:sz w:val="20"/>
+        </w:rPr>
+        <w:t xml:space="preserve">Preconditions: </w:t>
+      </w:r>
+      <w:r>
+        <w:rPr>
+          <w:sz w:val="20"/>
+        </w:rPr>
+        <w:t>The iTrust2 user has authenticated themselves in the iTrust2 Medical Records system UC2.</w:t>
+      </w:r>
+    </w:p>
+    <w:p>
+      <w:pPr>
+        <w:spacing w:after="40"/>
+      </w:pPr>
+      <w:r>
+        <w:rPr>
+          <w:b w:val="on"/>
+          <w:sz w:val="20"/>
+        </w:rPr>
+        <w:t xml:space="preserve">Postconditions: </w:t>
+      </w:r>
+      <w:r>
+        <w:rPr>
+          <w:sz w:val="20"/>
+        </w:rPr>
+        <w:t>System processes request successfully and logs transaction.</w:t>
+      </w:r>
+    </w:p>
+    <w:tbl>
+      <w:tblPr>
+        <w:tblW w:w="5000" w:type="pct"/>
+        <w:tblBorders>
+          <w:top w:val="single"/>
+          <w:left w:val="single"/>
+          <w:bottom w:val="single"/>
+          <w:right w:val="single"/>
+          <w:insideH w:val="single"/>
+          <w:insideV w:val="single"/>
+        </w:tblBorders>
+      </w:tblPr>
+      <w:tr>
+        <w:tc>
+          <w:tcPr>
+            <w:tcW w:w="1200" w:type="dxa"/>
+            <w:shd w:color="auto" w:val="clear" w:fill="2B6CB0"/>
+          </w:tcPr>
+          <w:p>
+            <w:pPr>
+              <w:jc w:val="left"/>
+            </w:pPr>
+            <w:r>
+              <w:rPr>
+                <w:b w:val="on"/>
+                <w:sz w:val="20"/>
+                <w:color w:val="FFFFFF"/>
+              </w:rPr>
+              <w:t>Step #</w:t>
+            </w:r>
+          </w:p>
+        </w:tc>
+        <w:tc>
+          <w:tcPr>
+            <w:tcW w:w="4500" w:type="dxa"/>
+            <w:shd w:color="auto" w:val="clear" w:fill="2B6CB0"/>
+          </w:tcPr>
+          <w:p>
+            <w:pPr>
+              <w:jc w:val="left"/>
+            </w:pPr>
+            <w:r>
+              <w:rPr>
+                <w:b w:val="on"/>
+                <w:sz w:val="20"/>
+                <w:color w:val="FFFFFF"/>
+              </w:rPr>
+              <w:t>Actor Action</w:t>
+            </w:r>
+          </w:p>
+        </w:tc>
+        <w:tc>
+          <w:tcPr>
+            <w:tcW w:w="4500" w:type="dxa"/>
+            <w:shd w:color="auto" w:val="clear" w:fill="2B6CB0"/>
+          </w:tcPr>
+          <w:p>
+            <w:pPr>
+              <w:jc w:val="left"/>
+            </w:pPr>
+            <w:r>
+              <w:rPr>
+                <w:b w:val="on"/>
+                <w:sz w:val="20"/>
+                <w:color w:val="FFFFFF"/>
+              </w:rPr>
+              <w:t>Expected Result (System)</w:t>
+            </w:r>
+          </w:p>
+        </w:tc>
+      </w:tr>
+      <w:tr>
+        <w:tc>
+          <w:p>
+            <w:r>
+              <w:rPr>
+                <w:sz w:val="18"/>
+              </w:rPr>
+              <w:t>1</w:t>
+            </w:r>
+          </w:p>
+        </w:tc>
+        <w:tc>
+          <w:p>
+            <w:r>
+              <w:rPr>
+                <w:sz w:val="18"/>
+              </w:rPr>
+              <w:t>patient: A Lab Tech may enter or edit their own demographic information according to the data format in Section 4.6 .</w:t>
+            </w:r>
+          </w:p>
+        </w:tc>
+        <w:tc>
+          <w:p>
+            <w:r>
+              <w:rPr>
+                <w:sz w:val="18"/>
+              </w:rPr>
+              <w:t>SYSTEM displays a success message and logs transaction</w:t>
+            </w:r>
+          </w:p>
+        </w:tc>
+      </w:tr>
+    </w:tbl>
+    <w:p>
+      <w:r>
+        <w:br/>
+      </w:r>
+    </w:p>
+    <w:p>
+      <w:pPr>
+        <w:spacing w:before="180" w:after="60"/>
+      </w:pPr>
+      <w:r>
+        <w:rPr>
+          <w:b w:val="on"/>
+          <w:sz w:val="24"/>
+          <w:color w:val="2B6CB0"/>
+        </w:rPr>
+        <w:t>[TC6] Exception Flow 1: Invalid data field format</w:t>
+      </w:r>
+    </w:p>
+    <w:p>
+      <w:pPr>
+        <w:spacing w:after="40"/>
+      </w:pPr>
+      <w:r>
+        <w:rPr>
+          <w:b w:val="on"/>
+          <w:sz w:val="20"/>
+        </w:rPr>
+        <w:t xml:space="preserve">Preconditions: </w:t>
+      </w:r>
+      <w:r>
+        <w:rPr>
+          <w:sz w:val="20"/>
+        </w:rPr>
+        <w:t>The iTrust2 user has authenticated themselves in the iTrust2 Medical Records system UC2.</w:t>
+      </w:r>
+    </w:p>
+    <w:p>
+      <w:pPr>
+        <w:spacing w:after="40"/>
+      </w:pPr>
+      <w:r>
+        <w:rPr>
+          <w:b w:val="on"/>
+          <w:sz w:val="20"/>
+        </w:rPr>
+        <w:t xml:space="preserve">Postconditions: </w:t>
+      </w:r>
+      <w:r>
+        <w:rPr>
+          <w:sz w:val="20"/>
+        </w:rPr>
+        <w:t>Flow interrupted due to exception / error</w:t>
+      </w:r>
+    </w:p>
+    <w:tbl>
+      <w:tblPr>
+        <w:tblW w:w="5000" w:type="pct"/>
+        <w:tblBorders>
+          <w:top w:val="single"/>
+          <w:left w:val="single"/>
+          <w:bottom w:val="single"/>
+          <w:right w:val="single"/>
+          <w:insideH w:val="single"/>
+          <w:insideV w:val="single"/>
+        </w:tblBorders>
+      </w:tblPr>
+      <w:tr>
+        <w:tc>
+          <w:tcPr>
+            <w:tcW w:w="1200" w:type="dxa"/>
+            <w:shd w:color="auto" w:val="clear" w:fill="2B6CB0"/>
+          </w:tcPr>
+          <w:p>
+            <w:pPr>
+              <w:jc w:val="left"/>
+            </w:pPr>
+            <w:r>
+              <w:rPr>
+                <w:b w:val="on"/>
+                <w:sz w:val="20"/>
+                <w:color w:val="FFFFFF"/>
+              </w:rPr>
+              <w:t>Step #</w:t>
+            </w:r>
+          </w:p>
+        </w:tc>
+        <w:tc>
+          <w:tcPr>
+            <w:tcW w:w="4500" w:type="dxa"/>
+            <w:shd w:color="auto" w:val="clear" w:fill="2B6CB0"/>
+          </w:tcPr>
+          <w:p>
+            <w:pPr>
+              <w:jc w:val="left"/>
+            </w:pPr>
+            <w:r>
+              <w:rPr>
+                <w:b w:val="on"/>
+                <w:sz w:val="20"/>
+                <w:color w:val="FFFFFF"/>
+              </w:rPr>
+              <w:t>Actor Action</w:t>
+            </w:r>
+          </w:p>
+        </w:tc>
+        <w:tc>
+          <w:tcPr>
+            <w:tcW w:w="4500" w:type="dxa"/>
+            <w:shd w:color="auto" w:val="clear" w:fill="2B6CB0"/>
+          </w:tcPr>
+          <w:p>
+            <w:pPr>
+              <w:jc w:val="left"/>
+            </w:pPr>
+            <w:r>
+              <w:rPr>
+                <w:b w:val="on"/>
+                <w:sz w:val="20"/>
+                <w:color w:val="FFFFFF"/>
+              </w:rPr>
+              <w:t>Expected Result (System)</w:t>
+            </w:r>
+          </w:p>
+        </w:tc>
+      </w:tr>
+      <w:tr>
+        <w:tc>
+          <w:p>
+            <w:r>
+              <w:rPr>
+                <w:sz w:val="18"/>
+              </w:rPr>
+              <w:t>1</w:t>
+            </w:r>
+          </w:p>
+        </w:tc>
+        <w:tc>
+          <w:p>
+            <w:r>
+              <w:rPr>
+                <w:sz w:val="18"/>
+              </w:rPr>
               <w:t>patient: A patient may enter or edit their own demographic information. Details about the data format for demographic information is in Section 4.6 .</w:t>
             </w:r>
           </w:p>

--- a/output/docx/UC4Demographics.docx
+++ b/output/docx/UC4Demographics.docx
@@ -39,7 +39,7 @@
           <w:sz w:val="30"/>
           <w:color w:val="1A365D"/>
         </w:rPr>
-        <w:t>Use Case: UC4 Demographics (v3.0)</w:t>
+        <w:t>Use Case: UC4 Demographics (v4.0)</w:t>
       </w:r>
     </w:p>
     <w:p>

--- a/output/docx/UC4Demographics.docx
+++ b/output/docx/UC4Demographics.docx
@@ -39,7 +39,7 @@
           <w:sz w:val="30"/>
           <w:color w:val="1A365D"/>
         </w:rPr>
-        <w:t>Use Case: UC4 Demographics (v4.0)</w:t>
+        <w:t>Use Case: UC4 Demographics (v6.0)</w:t>
       </w:r>
     </w:p>
     <w:p>

--- a/output/docx/UC4Demographics.docx
+++ b/output/docx/UC4Demographics.docx
@@ -39,7 +39,7 @@
           <w:sz w:val="30"/>
           <w:color w:val="1A365D"/>
         </w:rPr>
-        <w:t>Use Case: UC4 Demographics (v6.0)</w:t>
+        <w:t>Use Case: UC4 Demographics (v7.0)</w:t>
       </w:r>
     </w:p>
     <w:p>

--- a/output/docx/UC4Demographics.docx
+++ b/output/docx/UC4Demographics.docx
@@ -39,7 +39,7 @@
           <w:sz w:val="30"/>
           <w:color w:val="1A365D"/>
         </w:rPr>
-        <w:t>Use Case: UC4 Demographics (v7.0)</w:t>
+        <w:t>Use Case: UC4 Demographics (v8.0)</w:t>
       </w:r>
     </w:p>
     <w:p>
